--- a/docx/word/12_轴承寿命预测与故障诊断系统_UML设计文档_zyj.docx
+++ b/docx/word/12_轴承寿命预测与故障诊断系统_UML设计文档_zyj.docx
@@ -4,15 +4,9 @@
   <w:body>
     <w:p>
       <w:pPr>
-        <w:spacing w:before="120" w:after="200" w:line="264" w:lineRule="auto"/>
+        <w:pStyle w:val="Heading1"/>
       </w:pPr>
       <w:r>
-        <w:rPr>
-          <w:rFonts w:ascii="Calibri" w:hAnsi="Calibri" w:eastAsia="Songti SC"/>
-          <w:b/>
-          <w:color w:val="000000"/>
-          <w:sz w:val="40"/>
-        </w:rPr>
         <w:t>轴承寿命预测与故障诊断系统：UML设计文档</w:t>
       </w:r>
     </w:p>
@@ -20,69 +14,29 @@
       <w:tblPr>
         <w:tblStyle w:val="TableGrid"/>
         <w:tblW w:type="auto" w:w="0"/>
-        <w:jc w:val="center"/>
-        <w:tblLayout w:type="autofit"/>
         <w:tblLook w:firstColumn="1" w:firstRow="1" w:lastColumn="0" w:lastRow="0" w:noHBand="0" w:noVBand="1" w:val="04A0"/>
       </w:tblPr>
       <w:tblGrid>
-        <w:gridCol w:w="4680"/>
-        <w:gridCol w:w="4680"/>
+        <w:gridCol w:w="4320"/>
+        <w:gridCol w:w="4320"/>
       </w:tblGrid>
       <w:tr>
         <w:tc>
           <w:tcPr>
-            <w:tcW w:type="dxa" w:w="4680"/>
-            <w:shd w:fill="F2F4F7"/>
-            <w:vAlign w:val="center"/>
-            <w:tcMar>
-              <w:top w:w="80" w:type="dxa"/>
-              <w:bottom w:w="80" w:type="dxa"/>
-              <w:start w:w="120" w:type="dxa"/>
-              <w:end w:w="120" w:type="dxa"/>
-            </w:tcMar>
+            <w:tcW w:type="dxa" w:w="4320"/>
           </w:tcPr>
           <w:p>
-            <w:pPr>
-              <w:spacing w:before="0" w:after="0" w:line="264" w:lineRule="auto"/>
-              <w:jc w:val="center"/>
-            </w:pPr>
-            <w:r/>
             <w:r>
-              <w:rPr>
-                <w:rFonts w:ascii="Calibri" w:hAnsi="Calibri" w:eastAsia="Songti SC"/>
-                <w:b/>
-                <w:color w:val="000000"/>
-                <w:sz w:val="19"/>
-              </w:rPr>
               <w:t>字段</w:t>
             </w:r>
           </w:p>
         </w:tc>
         <w:tc>
           <w:tcPr>
-            <w:tcW w:type="dxa" w:w="4680"/>
-            <w:shd w:fill="F2F4F7"/>
-            <w:vAlign w:val="center"/>
-            <w:tcMar>
-              <w:top w:w="80" w:type="dxa"/>
-              <w:bottom w:w="80" w:type="dxa"/>
-              <w:start w:w="120" w:type="dxa"/>
-              <w:end w:w="120" w:type="dxa"/>
-            </w:tcMar>
+            <w:tcW w:type="dxa" w:w="4320"/>
           </w:tcPr>
           <w:p>
-            <w:pPr>
-              <w:spacing w:before="0" w:after="0" w:line="264" w:lineRule="auto"/>
-              <w:jc w:val="center"/>
-            </w:pPr>
-            <w:r/>
             <w:r>
-              <w:rPr>
-                <w:rFonts w:ascii="Calibri" w:hAnsi="Calibri" w:eastAsia="Songti SC"/>
-                <w:b/>
-                <w:color w:val="000000"/>
-                <w:sz w:val="19"/>
-              </w:rPr>
               <w:t>内容</w:t>
             </w:r>
           </w:p>
@@ -91,56 +45,20 @@
       <w:tr>
         <w:tc>
           <w:tcPr>
-            <w:tcW w:type="dxa" w:w="4680"/>
-            <w:vAlign w:val="center"/>
-            <w:tcMar>
-              <w:top w:w="80" w:type="dxa"/>
-              <w:bottom w:w="80" w:type="dxa"/>
-              <w:start w:w="120" w:type="dxa"/>
-              <w:end w:w="120" w:type="dxa"/>
-            </w:tcMar>
+            <w:tcW w:type="dxa" w:w="4320"/>
           </w:tcPr>
           <w:p>
-            <w:pPr>
-              <w:spacing w:before="0" w:after="0" w:line="264" w:lineRule="auto"/>
-              <w:jc w:val="center"/>
-            </w:pPr>
-            <w:r/>
             <w:r>
-              <w:rPr>
-                <w:rFonts w:ascii="Calibri" w:hAnsi="Calibri" w:eastAsia="Songti SC"/>
-                <w:b w:val="0"/>
-                <w:color w:val="000000"/>
-                <w:sz w:val="19"/>
-              </w:rPr>
               <w:t>项目名称</w:t>
             </w:r>
           </w:p>
         </w:tc>
         <w:tc>
           <w:tcPr>
-            <w:tcW w:type="dxa" w:w="4680"/>
-            <w:vAlign w:val="center"/>
-            <w:tcMar>
-              <w:top w:w="80" w:type="dxa"/>
-              <w:bottom w:w="80" w:type="dxa"/>
-              <w:start w:w="120" w:type="dxa"/>
-              <w:end w:w="120" w:type="dxa"/>
-            </w:tcMar>
+            <w:tcW w:type="dxa" w:w="4320"/>
           </w:tcPr>
           <w:p>
-            <w:pPr>
-              <w:spacing w:before="0" w:after="0" w:line="264" w:lineRule="auto"/>
-              <w:jc w:val="center"/>
-            </w:pPr>
-            <w:r/>
             <w:r>
-              <w:rPr>
-                <w:rFonts w:ascii="Calibri" w:hAnsi="Calibri" w:eastAsia="Songti SC"/>
-                <w:b w:val="0"/>
-                <w:color w:val="000000"/>
-                <w:sz w:val="19"/>
-              </w:rPr>
               <w:t>轴承寿命预测与故障诊断系统</w:t>
             </w:r>
           </w:p>
@@ -149,56 +67,20 @@
       <w:tr>
         <w:tc>
           <w:tcPr>
-            <w:tcW w:type="dxa" w:w="4680"/>
-            <w:vAlign w:val="center"/>
-            <w:tcMar>
-              <w:top w:w="80" w:type="dxa"/>
-              <w:bottom w:w="80" w:type="dxa"/>
-              <w:start w:w="120" w:type="dxa"/>
-              <w:end w:w="120" w:type="dxa"/>
-            </w:tcMar>
+            <w:tcW w:type="dxa" w:w="4320"/>
           </w:tcPr>
           <w:p>
-            <w:pPr>
-              <w:spacing w:before="0" w:after="0" w:line="264" w:lineRule="auto"/>
-              <w:jc w:val="center"/>
-            </w:pPr>
-            <w:r/>
             <w:r>
-              <w:rPr>
-                <w:rFonts w:ascii="Calibri" w:hAnsi="Calibri" w:eastAsia="Songti SC"/>
-                <w:b w:val="0"/>
-                <w:color w:val="000000"/>
-                <w:sz w:val="19"/>
-              </w:rPr>
               <w:t>小组成员</w:t>
             </w:r>
           </w:p>
         </w:tc>
         <w:tc>
           <w:tcPr>
-            <w:tcW w:type="dxa" w:w="4680"/>
-            <w:vAlign w:val="center"/>
-            <w:tcMar>
-              <w:top w:w="80" w:type="dxa"/>
-              <w:bottom w:w="80" w:type="dxa"/>
-              <w:start w:w="120" w:type="dxa"/>
-              <w:end w:w="120" w:type="dxa"/>
-            </w:tcMar>
+            <w:tcW w:type="dxa" w:w="4320"/>
           </w:tcPr>
           <w:p>
-            <w:pPr>
-              <w:spacing w:before="0" w:after="0" w:line="264" w:lineRule="auto"/>
-              <w:jc w:val="center"/>
-            </w:pPr>
-            <w:r/>
             <w:r>
-              <w:rPr>
-                <w:rFonts w:ascii="Calibri" w:hAnsi="Calibri" w:eastAsia="Songti SC"/>
-                <w:b w:val="0"/>
-                <w:color w:val="000000"/>
-                <w:sz w:val="19"/>
-              </w:rPr>
               <w:t>zyj、zdh、cyj、zy</w:t>
             </w:r>
           </w:p>
@@ -207,56 +89,20 @@
       <w:tr>
         <w:tc>
           <w:tcPr>
-            <w:tcW w:type="dxa" w:w="4680"/>
-            <w:vAlign w:val="center"/>
-            <w:tcMar>
-              <w:top w:w="80" w:type="dxa"/>
-              <w:bottom w:w="80" w:type="dxa"/>
-              <w:start w:w="120" w:type="dxa"/>
-              <w:end w:w="120" w:type="dxa"/>
-            </w:tcMar>
+            <w:tcW w:type="dxa" w:w="4320"/>
           </w:tcPr>
           <w:p>
-            <w:pPr>
-              <w:spacing w:before="0" w:after="0" w:line="264" w:lineRule="auto"/>
-              <w:jc w:val="center"/>
-            </w:pPr>
-            <w:r/>
             <w:r>
-              <w:rPr>
-                <w:rFonts w:ascii="Calibri" w:hAnsi="Calibri" w:eastAsia="Songti SC"/>
-                <w:b w:val="0"/>
-                <w:color w:val="000000"/>
-                <w:sz w:val="19"/>
-              </w:rPr>
               <w:t>组长</w:t>
             </w:r>
           </w:p>
         </w:tc>
         <w:tc>
           <w:tcPr>
-            <w:tcW w:type="dxa" w:w="4680"/>
-            <w:vAlign w:val="center"/>
-            <w:tcMar>
-              <w:top w:w="80" w:type="dxa"/>
-              <w:bottom w:w="80" w:type="dxa"/>
-              <w:start w:w="120" w:type="dxa"/>
-              <w:end w:w="120" w:type="dxa"/>
-            </w:tcMar>
+            <w:tcW w:type="dxa" w:w="4320"/>
           </w:tcPr>
           <w:p>
-            <w:pPr>
-              <w:spacing w:before="0" w:after="0" w:line="264" w:lineRule="auto"/>
-              <w:jc w:val="center"/>
-            </w:pPr>
-            <w:r/>
             <w:r>
-              <w:rPr>
-                <w:rFonts w:ascii="Calibri" w:hAnsi="Calibri" w:eastAsia="Songti SC"/>
-                <w:b w:val="0"/>
-                <w:color w:val="000000"/>
-                <w:sz w:val="19"/>
-              </w:rPr>
               <w:t>zyj</w:t>
             </w:r>
           </w:p>
@@ -265,57 +111,21 @@
       <w:tr>
         <w:tc>
           <w:tcPr>
-            <w:tcW w:type="dxa" w:w="4680"/>
-            <w:vAlign w:val="center"/>
-            <w:tcMar>
-              <w:top w:w="80" w:type="dxa"/>
-              <w:bottom w:w="80" w:type="dxa"/>
-              <w:start w:w="120" w:type="dxa"/>
-              <w:end w:w="120" w:type="dxa"/>
-            </w:tcMar>
+            <w:tcW w:type="dxa" w:w="4320"/>
           </w:tcPr>
           <w:p>
-            <w:pPr>
-              <w:spacing w:before="0" w:after="0" w:line="264" w:lineRule="auto"/>
-              <w:jc w:val="center"/>
-            </w:pPr>
-            <w:r/>
             <w:r>
-              <w:rPr>
-                <w:rFonts w:ascii="Calibri" w:hAnsi="Calibri" w:eastAsia="Songti SC"/>
-                <w:b w:val="0"/>
-                <w:color w:val="000000"/>
-                <w:sz w:val="19"/>
-              </w:rPr>
               <w:t>文档版本</w:t>
             </w:r>
           </w:p>
         </w:tc>
         <w:tc>
           <w:tcPr>
-            <w:tcW w:type="dxa" w:w="4680"/>
-            <w:vAlign w:val="center"/>
-            <w:tcMar>
-              <w:top w:w="80" w:type="dxa"/>
-              <w:bottom w:w="80" w:type="dxa"/>
-              <w:start w:w="120" w:type="dxa"/>
-              <w:end w:w="120" w:type="dxa"/>
-            </w:tcMar>
+            <w:tcW w:type="dxa" w:w="4320"/>
           </w:tcPr>
           <w:p>
-            <w:pPr>
-              <w:spacing w:before="0" w:after="0" w:line="264" w:lineRule="auto"/>
-              <w:jc w:val="center"/>
-            </w:pPr>
-            <w:r/>
             <w:r>
-              <w:rPr>
-                <w:rFonts w:ascii="Calibri" w:hAnsi="Calibri" w:eastAsia="Songti SC"/>
-                <w:b w:val="0"/>
-                <w:color w:val="000000"/>
-                <w:sz w:val="19"/>
-              </w:rPr>
-              <w:t>v1.0</w:t>
+              <w:t>v2.0</w:t>
             </w:r>
           </w:p>
         </w:tc>
@@ -323,56 +133,20 @@
       <w:tr>
         <w:tc>
           <w:tcPr>
-            <w:tcW w:type="dxa" w:w="4680"/>
-            <w:vAlign w:val="center"/>
-            <w:tcMar>
-              <w:top w:w="80" w:type="dxa"/>
-              <w:bottom w:w="80" w:type="dxa"/>
-              <w:start w:w="120" w:type="dxa"/>
-              <w:end w:w="120" w:type="dxa"/>
-            </w:tcMar>
+            <w:tcW w:type="dxa" w:w="4320"/>
           </w:tcPr>
           <w:p>
-            <w:pPr>
-              <w:spacing w:before="0" w:after="0" w:line="264" w:lineRule="auto"/>
-              <w:jc w:val="center"/>
-            </w:pPr>
-            <w:r/>
             <w:r>
-              <w:rPr>
-                <w:rFonts w:ascii="Calibri" w:hAnsi="Calibri" w:eastAsia="Songti SC"/>
-                <w:b w:val="0"/>
-                <w:color w:val="000000"/>
-                <w:sz w:val="19"/>
-              </w:rPr>
               <w:t>日期</w:t>
             </w:r>
           </w:p>
         </w:tc>
         <w:tc>
           <w:tcPr>
-            <w:tcW w:type="dxa" w:w="4680"/>
-            <w:vAlign w:val="center"/>
-            <w:tcMar>
-              <w:top w:w="80" w:type="dxa"/>
-              <w:bottom w:w="80" w:type="dxa"/>
-              <w:start w:w="120" w:type="dxa"/>
-              <w:end w:w="120" w:type="dxa"/>
-            </w:tcMar>
+            <w:tcW w:type="dxa" w:w="4320"/>
           </w:tcPr>
           <w:p>
-            <w:pPr>
-              <w:spacing w:before="0" w:after="0" w:line="264" w:lineRule="auto"/>
-              <w:jc w:val="center"/>
-            </w:pPr>
-            <w:r/>
             <w:r>
-              <w:rPr>
-                <w:rFonts w:ascii="Calibri" w:hAnsi="Calibri" w:eastAsia="Songti SC"/>
-                <w:b w:val="0"/>
-                <w:color w:val="000000"/>
-                <w:sz w:val="19"/>
-              </w:rPr>
               <w:t>2026年6月</w:t>
             </w:r>
           </w:p>
@@ -381,348 +155,756 @@
     </w:tbl>
     <w:p>
       <w:pPr>
-        <w:spacing w:before="0" w:after="120" w:line="264" w:lineRule="auto"/>
-      </w:pPr>
-    </w:p>
-    <w:p>
-      <w:pPr>
-        <w:spacing w:before="320" w:after="160" w:line="264" w:lineRule="auto"/>
+        <w:pStyle w:val="Heading2"/>
       </w:pPr>
       <w:r>
-        <w:rPr>
-          <w:rFonts w:ascii="Calibri" w:hAnsi="Calibri" w:eastAsia="Songti SC"/>
-          <w:b/>
-          <w:color w:val="2E74B5"/>
-          <w:sz w:val="32"/>
-        </w:rPr>
-        <w:t>视图说明</w:t>
+        <w:t>课程要求梳理</w:t>
       </w:r>
     </w:p>
     <w:p>
-      <w:pPr>
-        <w:spacing w:before="0" w:after="120" w:line="264" w:lineRule="auto"/>
-      </w:pPr>
       <w:r>
-        <w:rPr>
-          <w:rFonts w:ascii="Calibri" w:hAnsi="Calibri" w:eastAsia="Songti SC"/>
-          <w:color w:val="000000"/>
-          <w:sz w:val="22"/>
-        </w:rPr>
-        <w:t>本文档按课程要求给出分解视图、执行视图、实现视图和部署视图。系统是本地实验型软件，部署重点是 Python 环境、数据映射和 Notebook 执行，而不是服务器集群。</w:t>
-      </w:r>
-    </w:p>
-    <w:p>
-      <w:pPr>
-        <w:spacing w:before="320" w:after="160" w:line="264" w:lineRule="auto"/>
-      </w:pPr>
-      <w:r>
-        <w:rPr>
-          <w:rFonts w:ascii="Calibri" w:hAnsi="Calibri" w:eastAsia="Songti SC"/>
-          <w:b/>
-          <w:color w:val="2E74B5"/>
-          <w:sz w:val="32"/>
-        </w:rPr>
-        <w:t>分解视图</w:t>
-      </w:r>
-    </w:p>
-    <w:p>
-      <w:pPr>
-        <w:jc w:val="center"/>
-      </w:pPr>
-      <w:r>
-        <w:drawing>
-          <wp:inline xmlns:a="http://schemas.openxmlformats.org/drawingml/2006/main" xmlns:pic="http://schemas.openxmlformats.org/drawingml/2006/picture">
-            <wp:extent cx="5212080" cy="3017520"/>
-            <wp:docPr id="1" name="Picture 1"/>
-            <wp:cNvGraphicFramePr>
-              <a:graphicFrameLocks noChangeAspect="1"/>
-            </wp:cNvGraphicFramePr>
-            <a:graphic>
-              <a:graphicData uri="http://schemas.openxmlformats.org/drawingml/2006/picture">
-                <pic:pic>
-                  <pic:nvPicPr>
-                    <pic:cNvPr id="0" name="component_diagram.png"/>
-                    <pic:cNvPicPr/>
-                  </pic:nvPicPr>
-                  <pic:blipFill>
-                    <a:blip r:embed="rId11"/>
-                    <a:stretch>
-                      <a:fillRect/>
-                    </a:stretch>
-                  </pic:blipFill>
-                  <pic:spPr>
-                    <a:xfrm>
-                      <a:off x="0" y="0"/>
-                      <a:ext cx="5212080" cy="3017520"/>
-                    </a:xfrm>
-                    <a:prstGeom prst="rect"/>
-                  </pic:spPr>
-                </pic:pic>
-              </a:graphicData>
-            </a:graphic>
-          </wp:inline>
-        </w:drawing>
-      </w:r>
-    </w:p>
-    <w:p>
-      <w:pPr>
-        <w:spacing w:before="0" w:after="160" w:line="264" w:lineRule="auto"/>
-        <w:jc w:val="center"/>
-      </w:pPr>
-      <w:r>
-        <w:rPr>
-          <w:rFonts w:ascii="Calibri" w:hAnsi="Calibri" w:eastAsia="Songti SC"/>
-          <w:color w:val="595959"/>
-          <w:sz w:val="18"/>
-        </w:rPr>
-        <w:t>组件图</w:t>
-      </w:r>
-    </w:p>
-    <w:p>
-      <w:pPr>
-        <w:spacing w:before="320" w:after="160" w:line="264" w:lineRule="auto"/>
-      </w:pPr>
-      <w:r>
-        <w:rPr>
-          <w:rFonts w:ascii="Calibri" w:hAnsi="Calibri" w:eastAsia="Songti SC"/>
-          <w:b/>
-          <w:color w:val="2E74B5"/>
-          <w:sz w:val="32"/>
-        </w:rPr>
-        <w:t>执行视图</w:t>
-      </w:r>
-    </w:p>
-    <w:p>
-      <w:pPr>
-        <w:jc w:val="center"/>
-      </w:pPr>
-      <w:r>
-        <w:drawing>
-          <wp:inline xmlns:a="http://schemas.openxmlformats.org/drawingml/2006/main" xmlns:pic="http://schemas.openxmlformats.org/drawingml/2006/picture">
-            <wp:extent cx="5212080" cy="2484180"/>
-            <wp:docPr id="2" name="Picture 2"/>
-            <wp:cNvGraphicFramePr>
-              <a:graphicFrameLocks noChangeAspect="1"/>
-            </wp:cNvGraphicFramePr>
-            <a:graphic>
-              <a:graphicData uri="http://schemas.openxmlformats.org/drawingml/2006/picture">
-                <pic:pic>
-                  <pic:nvPicPr>
-                    <pic:cNvPr id="0" name="data_flow.png"/>
-                    <pic:cNvPicPr/>
-                  </pic:nvPicPr>
-                  <pic:blipFill>
-                    <a:blip r:embed="rId12"/>
-                    <a:stretch>
-                      <a:fillRect/>
-                    </a:stretch>
-                  </pic:blipFill>
-                  <pic:spPr>
-                    <a:xfrm>
-                      <a:off x="0" y="0"/>
-                      <a:ext cx="5212080" cy="2484180"/>
-                    </a:xfrm>
-                    <a:prstGeom prst="rect"/>
-                  </pic:spPr>
-                </pic:pic>
-              </a:graphicData>
-            </a:graphic>
-          </wp:inline>
-        </w:drawing>
-      </w:r>
-    </w:p>
-    <w:p>
-      <w:pPr>
-        <w:spacing w:before="0" w:after="160" w:line="264" w:lineRule="auto"/>
-        <w:jc w:val="center"/>
-      </w:pPr>
-      <w:r>
-        <w:rPr>
-          <w:rFonts w:ascii="Calibri" w:hAnsi="Calibri" w:eastAsia="Songti SC"/>
-          <w:color w:val="595959"/>
-          <w:sz w:val="18"/>
-        </w:rPr>
-        <w:t>数据流图</w:t>
-      </w:r>
-    </w:p>
-    <w:p>
-      <w:pPr>
-        <w:spacing w:before="320" w:after="160" w:line="264" w:lineRule="auto"/>
-      </w:pPr>
-      <w:r>
-        <w:rPr>
-          <w:rFonts w:ascii="Calibri" w:hAnsi="Calibri" w:eastAsia="Songti SC"/>
-          <w:b/>
-          <w:color w:val="2E74B5"/>
-          <w:sz w:val="32"/>
-        </w:rPr>
-        <w:t>架构视图</w:t>
-      </w:r>
-    </w:p>
-    <w:p>
-      <w:pPr>
-        <w:jc w:val="center"/>
-      </w:pPr>
-      <w:r>
-        <w:drawing>
-          <wp:inline xmlns:a="http://schemas.openxmlformats.org/drawingml/2006/main" xmlns:pic="http://schemas.openxmlformats.org/drawingml/2006/picture">
-            <wp:extent cx="5212080" cy="3002579"/>
-            <wp:docPr id="3" name="Picture 3"/>
-            <wp:cNvGraphicFramePr>
-              <a:graphicFrameLocks noChangeAspect="1"/>
-            </wp:cNvGraphicFramePr>
-            <a:graphic>
-              <a:graphicData uri="http://schemas.openxmlformats.org/drawingml/2006/picture">
-                <pic:pic>
-                  <pic:nvPicPr>
-                    <pic:cNvPr id="0" name="uml_architecture.png"/>
-                    <pic:cNvPicPr/>
-                  </pic:nvPicPr>
-                  <pic:blipFill>
-                    <a:blip r:embed="rId13"/>
-                    <a:stretch>
-                      <a:fillRect/>
-                    </a:stretch>
-                  </pic:blipFill>
-                  <pic:spPr>
-                    <a:xfrm>
-                      <a:off x="0" y="0"/>
-                      <a:ext cx="5212080" cy="3002579"/>
-                    </a:xfrm>
-                    <a:prstGeom prst="rect"/>
-                  </pic:spPr>
-                </pic:pic>
-              </a:graphicData>
-            </a:graphic>
-          </wp:inline>
-        </w:drawing>
-      </w:r>
-    </w:p>
-    <w:p>
-      <w:pPr>
-        <w:spacing w:before="0" w:after="160" w:line="264" w:lineRule="auto"/>
-        <w:jc w:val="center"/>
-      </w:pPr>
-      <w:r>
-        <w:rPr>
-          <w:rFonts w:ascii="Calibri" w:hAnsi="Calibri" w:eastAsia="Songti SC"/>
-          <w:color w:val="595959"/>
-          <w:sz w:val="18"/>
-        </w:rPr>
-        <w:t>系统 UML 架构图</w:t>
-      </w:r>
-    </w:p>
-    <w:p>
-      <w:pPr>
-        <w:spacing w:before="320" w:after="160" w:line="264" w:lineRule="auto"/>
-      </w:pPr>
-      <w:r>
-        <w:rPr>
-          <w:rFonts w:ascii="Calibri" w:hAnsi="Calibri" w:eastAsia="Songti SC"/>
-          <w:b/>
-          <w:color w:val="2E74B5"/>
-          <w:sz w:val="32"/>
-        </w:rPr>
-        <w:t>部署视图</w:t>
+        <w:t>本文件对应《工程实践各阶段要求》和《工程实践管理规范2025》中的 **中期检查阶段** 工作产品：**UML设计文档**。提供分解视图、执行视图、实现视图、部署视图和动态流程说明。</w:t>
       </w:r>
     </w:p>
     <w:tbl>
       <w:tblPr>
         <w:tblStyle w:val="TableGrid"/>
         <w:tblW w:type="auto" w:w="0"/>
-        <w:jc w:val="center"/>
-        <w:tblLayout w:type="autofit"/>
         <w:tblLook w:firstColumn="1" w:firstRow="1" w:lastColumn="0" w:lastRow="0" w:noHBand="0" w:noVBand="1" w:val="04A0"/>
       </w:tblPr>
       <w:tblGrid>
-        <w:gridCol w:w="3120"/>
-        <w:gridCol w:w="3120"/>
-        <w:gridCol w:w="3120"/>
+        <w:gridCol w:w="2880"/>
+        <w:gridCol w:w="2880"/>
+        <w:gridCol w:w="2880"/>
       </w:tblGrid>
       <w:tr>
         <w:tc>
           <w:tcPr>
-            <w:tcW w:type="dxa" w:w="3120"/>
-            <w:shd w:fill="F2F4F7"/>
-            <w:vAlign w:val="center"/>
-            <w:tcMar>
-              <w:top w:w="80" w:type="dxa"/>
-              <w:bottom w:w="80" w:type="dxa"/>
-              <w:start w:w="120" w:type="dxa"/>
-              <w:end w:w="120" w:type="dxa"/>
-            </w:tcMar>
+            <w:tcW w:type="dxa" w:w="2880"/>
           </w:tcPr>
           <w:p>
-            <w:pPr>
-              <w:spacing w:before="0" w:after="0" w:line="264" w:lineRule="auto"/>
-              <w:jc w:val="center"/>
-            </w:pPr>
-            <w:r/>
             <w:r>
-              <w:rPr>
-                <w:rFonts w:ascii="Calibri" w:hAnsi="Calibri" w:eastAsia="Songti SC"/>
-                <w:b/>
-                <w:color w:val="000000"/>
-                <w:sz w:val="19"/>
-              </w:rPr>
-              <w:t>节点</w:t>
+              <w:t>要求来源</w:t>
             </w:r>
           </w:p>
         </w:tc>
         <w:tc>
           <w:tcPr>
-            <w:tcW w:type="dxa" w:w="3120"/>
-            <w:shd w:fill="F2F4F7"/>
-            <w:vAlign w:val="center"/>
-            <w:tcMar>
-              <w:top w:w="80" w:type="dxa"/>
-              <w:bottom w:w="80" w:type="dxa"/>
-              <w:start w:w="120" w:type="dxa"/>
-              <w:end w:w="120" w:type="dxa"/>
-            </w:tcMar>
+            <w:tcW w:type="dxa" w:w="2880"/>
           </w:tcPr>
           <w:p>
-            <w:pPr>
-              <w:spacing w:before="0" w:after="0" w:line="264" w:lineRule="auto"/>
-              <w:jc w:val="center"/>
-            </w:pPr>
-            <w:r/>
             <w:r>
-              <w:rPr>
-                <w:rFonts w:ascii="Calibri" w:hAnsi="Calibri" w:eastAsia="Songti SC"/>
-                <w:b/>
-                <w:color w:val="000000"/>
-                <w:sz w:val="19"/>
-              </w:rPr>
-              <w:t>内容</w:t>
+              <w:t>关键要求</w:t>
             </w:r>
           </w:p>
         </w:tc>
         <w:tc>
           <w:tcPr>
-            <w:tcW w:type="dxa" w:w="3120"/>
-            <w:shd w:fill="F2F4F7"/>
-            <w:vAlign w:val="center"/>
-            <w:tcMar>
-              <w:top w:w="80" w:type="dxa"/>
-              <w:bottom w:w="80" w:type="dxa"/>
-              <w:start w:w="120" w:type="dxa"/>
-              <w:end w:w="120" w:type="dxa"/>
-            </w:tcMar>
+            <w:tcW w:type="dxa" w:w="2880"/>
           </w:tcPr>
           <w:p>
-            <w:pPr>
-              <w:spacing w:before="0" w:after="0" w:line="264" w:lineRule="auto"/>
-              <w:jc w:val="center"/>
-            </w:pPr>
-            <w:r/>
             <w:r>
-              <w:rPr>
-                <w:rFonts w:ascii="Calibri" w:hAnsi="Calibri" w:eastAsia="Songti SC"/>
-                <w:b/>
-                <w:color w:val="000000"/>
-                <w:sz w:val="19"/>
-              </w:rPr>
+              <w:t>本文响应</w:t>
+            </w:r>
+          </w:p>
+        </w:tc>
+      </w:tr>
+      <w:tr>
+        <w:tc>
+          <w:tcPr>
+            <w:tcW w:type="dxa" w:w="2880"/>
+          </w:tcPr>
+          <w:p>
+            <w:r>
+              <w:t>工程实践各阶段要求</w:t>
+            </w:r>
+          </w:p>
+        </w:tc>
+        <w:tc>
+          <w:tcPr>
+            <w:tcW w:type="dxa" w:w="2880"/>
+          </w:tcPr>
+          <w:p>
+            <w:r>
+              <w:t>完成阶段任务并提交对应工作产品</w:t>
+            </w:r>
+          </w:p>
+        </w:tc>
+        <w:tc>
+          <w:tcPr>
+            <w:tcW w:type="dxa" w:w="2880"/>
+          </w:tcPr>
+          <w:p>
+            <w:r>
+              <w:t>本文按阶段产物补充内容和证据</w:t>
+            </w:r>
+          </w:p>
+        </w:tc>
+      </w:tr>
+      <w:tr>
+        <w:tc>
+          <w:tcPr>
+            <w:tcW w:type="dxa" w:w="2880"/>
+          </w:tcPr>
+          <w:p>
+            <w:r>
+              <w:t>工程实践管理规范2025</w:t>
+            </w:r>
+          </w:p>
+        </w:tc>
+        <w:tc>
+          <w:tcPr>
+            <w:tcW w:type="dxa" w:w="2880"/>
+          </w:tcPr>
+          <w:p>
+            <w:r>
+              <w:t>文档、代码、演示和过程管理需要可审查</w:t>
+            </w:r>
+          </w:p>
+        </w:tc>
+        <w:tc>
+          <w:tcPr>
+            <w:tcW w:type="dxa" w:w="2880"/>
+          </w:tcPr>
+          <w:p>
+            <w:r>
+              <w:t>本文引用仓库路径、测试和演示材料</w:t>
+            </w:r>
+          </w:p>
+        </w:tc>
+      </w:tr>
+      <w:tr>
+        <w:tc>
+          <w:tcPr>
+            <w:tcW w:type="dxa" w:w="2880"/>
+          </w:tcPr>
+          <w:p>
+            <w:r>
+              <w:t>课程结题归档</w:t>
+            </w:r>
+          </w:p>
+        </w:tc>
+        <w:tc>
+          <w:tcPr>
+            <w:tcW w:type="dxa" w:w="2880"/>
+          </w:tcPr>
+          <w:p>
+            <w:r>
+              <w:t>电子文档统一压缩提交</w:t>
+            </w:r>
+          </w:p>
+        </w:tc>
+        <w:tc>
+          <w:tcPr>
+            <w:tcW w:type="dxa" w:w="2880"/>
+          </w:tcPr>
+          <w:p>
+            <w:r>
+              <w:t>交付索引和 zip 包在 `delivery`</w:t>
+            </w:r>
+          </w:p>
+        </w:tc>
+      </w:tr>
+    </w:tbl>
+    <w:p>
+      <w:pPr>
+        <w:pStyle w:val="Heading2"/>
+      </w:pPr>
+      <w:r>
+        <w:t>项目事实基线</w:t>
+      </w:r>
+    </w:p>
+    <w:p>
+      <w:pPr>
+        <w:pStyle w:val="ListBullet"/>
+      </w:pPr>
+      <w:r>
+        <w:t>代码路径：`src/USTC/SSE/BearingPrediction`。</w:t>
+      </w:r>
+    </w:p>
+    <w:p>
+      <w:pPr>
+        <w:pStyle w:val="ListBullet"/>
+      </w:pPr>
+      <w:r>
+        <w:t>对外推荐导入方式：通过安装后的 `phm` 包或 CLI 入口使用，历史物理命名空间保留为 `USTC.SSE.BearingPrediction`。</w:t>
+      </w:r>
+    </w:p>
+    <w:p>
+      <w:pPr>
+        <w:pStyle w:val="ListBullet"/>
+      </w:pPr>
+      <w:r>
+        <w:t>包管理方式：Python 3.11、`uv`、`pyproject.toml`、`uv.lock`。</w:t>
+      </w:r>
+    </w:p>
+    <w:p>
+      <w:pPr>
+        <w:pStyle w:val="ListBullet"/>
+      </w:pPr>
+      <w:r>
+        <w:t>数据入口：`data/loader_roots/phm2012` 和 `data/loader_roots/xjtu`，原始数据不进入 Git。</w:t>
+      </w:r>
+    </w:p>
+    <w:p>
+      <w:pPr>
+        <w:pStyle w:val="ListBullet"/>
+      </w:pPr>
+      <w:r>
+        <w:t>主线数据集：PHM2012/PRONOSTIA 与 XJTU-SY Bearing Datasets。</w:t>
+      </w:r>
+    </w:p>
+    <w:p>
+      <w:pPr>
+        <w:pStyle w:val="ListBullet"/>
+      </w:pPr>
+      <w:r>
+        <w:t>主线任务：RUL 回归、健康状态识别、早期故障识别、故障类型/阶段识别。</w:t>
+      </w:r>
+    </w:p>
+    <w:p>
+      <w:pPr>
+        <w:pStyle w:val="ListBullet"/>
+      </w:pPr>
+      <w:r>
+        <w:t>主要模块：数据加载、样本索引、划分、特征提取、标签构造、任务构造、模型训练、评估、分析和可视化。</w:t>
+      </w:r>
+    </w:p>
+    <w:p>
+      <w:pPr>
+        <w:pStyle w:val="ListBullet"/>
+      </w:pPr>
+      <w:r>
+        <w:t>演示材料：`reports/demo_videos`、`reports/demo_dashboard`、`reports/cli_demo`。</w:t>
+      </w:r>
+    </w:p>
+    <w:p>
+      <w:pPr>
+        <w:pStyle w:val="ListBullet"/>
+      </w:pPr>
+      <w:r>
+        <w:t>结题报告材料：`reports/final_defense/report` 与 `outputs`。</w:t>
+      </w:r>
+    </w:p>
+    <w:p>
+      <w:pPr>
+        <w:pStyle w:val="ListBullet"/>
+      </w:pPr>
+      <w:r>
+        <w:t>课程正式文档：`docx/md`、`docx/word`、`docx/pdf`。</w:t>
+      </w:r>
+    </w:p>
+    <w:p>
+      <w:pPr>
+        <w:pStyle w:val="Heading2"/>
+      </w:pPr>
+      <w:r>
+        <w:t>视图说明</w:t>
+      </w:r>
+    </w:p>
+    <w:p>
+      <w:r>
+        <w:t>本项目用文本化 UML 视图描述架构。课程规范要求至少体现分解视图、执行视图、实现视图，并可根据项目特点补部署视图和动态建模。</w:t>
+      </w:r>
+    </w:p>
+    <w:p>
+      <w:pPr>
+        <w:pStyle w:val="Heading2"/>
+      </w:pPr>
+      <w:r>
+        <w:t>分解视图</w:t>
+      </w:r>
+    </w:p>
+    <w:p>
+      <w:r>
+        <w:rPr>
+          <w:rFonts w:ascii="Courier New" w:hAnsi="Courier New"/>
+          <w:sz w:val="18"/>
+        </w:rPr>
+        <w:t>BearingPrediction</w:t>
+        <w:br/>
+        <w:t>|-- data and infra/index</w:t>
+        <w:br/>
+        <w:t>|-- infra/split</w:t>
+        <w:br/>
+        <w:t>|-- infra/feature</w:t>
+        <w:br/>
+        <w:t>|-- infra/label</w:t>
+        <w:br/>
+        <w:t>|-- infra/task</w:t>
+        <w:br/>
+        <w:t>|-- model</w:t>
+        <w:br/>
+        <w:t>|-- engine</w:t>
+        <w:br/>
+        <w:t>|-- analysis</w:t>
+        <w:br/>
+        <w:t>|-- cli</w:t>
+        <w:br/>
+        <w:t>|-- reports and docx</w:t>
+      </w:r>
+    </w:p>
+    <w:p>
+      <w:pPr>
+        <w:pStyle w:val="Heading2"/>
+      </w:pPr>
+      <w:r>
+        <w:t>执行视图</w:t>
+      </w:r>
+    </w:p>
+    <w:p>
+      <w:r>
+        <w:rPr>
+          <w:rFonts w:ascii="Courier New" w:hAnsi="Courier New"/>
+          <w:sz w:val="18"/>
+        </w:rPr>
+        <w:t>CLI main</w:t>
+        <w:br/>
+        <w:t>-&gt; compose Hydra config</w:t>
+        <w:br/>
+        <w:t>-&gt; RunContext.create</w:t>
+        <w:br/>
+        <w:t>-&gt; validate_config</w:t>
+        <w:br/>
+        <w:t>-&gt; stage dispatcher</w:t>
+        <w:br/>
+        <w:t>-&gt; stage artifact writer</w:t>
+        <w:br/>
+        <w:t>-&gt; metrics/report/prediction output</w:t>
+      </w:r>
+    </w:p>
+    <w:p>
+      <w:pPr>
+        <w:pStyle w:val="Heading2"/>
+      </w:pPr>
+      <w:r>
+        <w:t>实现视图</w:t>
+      </w:r>
+    </w:p>
+    <w:tbl>
+      <w:tblPr>
+        <w:tblStyle w:val="TableGrid"/>
+        <w:tblW w:type="auto" w:w="0"/>
+        <w:tblLook w:firstColumn="1" w:firstRow="1" w:lastColumn="0" w:lastRow="0" w:noHBand="0" w:noVBand="1" w:val="04A0"/>
+      </w:tblPr>
+      <w:tblGrid>
+        <w:gridCol w:w="2880"/>
+        <w:gridCol w:w="2880"/>
+        <w:gridCol w:w="2880"/>
+      </w:tblGrid>
+      <w:tr>
+        <w:tc>
+          <w:tcPr>
+            <w:tcW w:type="dxa" w:w="2880"/>
+          </w:tcPr>
+          <w:p>
+            <w:r>
+              <w:t>类/模块</w:t>
+            </w:r>
+          </w:p>
+        </w:tc>
+        <w:tc>
+          <w:tcPr>
+            <w:tcW w:type="dxa" w:w="2880"/>
+          </w:tcPr>
+          <w:p>
+            <w:r>
+              <w:t>职责</w:t>
+            </w:r>
+          </w:p>
+        </w:tc>
+        <w:tc>
+          <w:tcPr>
+            <w:tcW w:type="dxa" w:w="2880"/>
+          </w:tcPr>
+          <w:p>
+            <w:r>
+              <w:t>依赖</w:t>
+            </w:r>
+          </w:p>
+        </w:tc>
+      </w:tr>
+      <w:tr>
+        <w:tc>
+          <w:tcPr>
+            <w:tcW w:type="dxa" w:w="2880"/>
+          </w:tcPr>
+          <w:p>
+            <w:r>
+              <w:t>`RunContext`</w:t>
+            </w:r>
+          </w:p>
+        </w:tc>
+        <w:tc>
+          <w:tcPr>
+            <w:tcW w:type="dxa" w:w="2880"/>
+          </w:tcPr>
+          <w:p>
+            <w:r>
+              <w:t>运行目录、配置、元数据</w:t>
+            </w:r>
+          </w:p>
+        </w:tc>
+        <w:tc>
+          <w:tcPr>
+            <w:tcW w:type="dxa" w:w="2880"/>
+          </w:tcPr>
+          <w:p>
+            <w:r>
+              <w:t>pathlib、OmegaConf</w:t>
+            </w:r>
+          </w:p>
+        </w:tc>
+      </w:tr>
+      <w:tr>
+        <w:tc>
+          <w:tcPr>
+            <w:tcW w:type="dxa" w:w="2880"/>
+          </w:tcPr>
+          <w:p>
+            <w:r>
+              <w:t>`IndexBuilder`</w:t>
+            </w:r>
+          </w:p>
+        </w:tc>
+        <w:tc>
+          <w:tcPr>
+            <w:tcW w:type="dxa" w:w="2880"/>
+          </w:tcPr>
+          <w:p>
+            <w:r>
+              <w:t>构造 sample index</w:t>
+            </w:r>
+          </w:p>
+        </w:tc>
+        <w:tc>
+          <w:tcPr>
+            <w:tcW w:type="dxa" w:w="2880"/>
+          </w:tcPr>
+          <w:p>
+            <w:r>
+              <w:t>dataset metadata</w:t>
+            </w:r>
+          </w:p>
+        </w:tc>
+      </w:tr>
+      <w:tr>
+        <w:tc>
+          <w:tcPr>
+            <w:tcW w:type="dxa" w:w="2880"/>
+          </w:tcPr>
+          <w:p>
+            <w:r>
+              <w:t>`SplitRegistry`</w:t>
+            </w:r>
+          </w:p>
+        </w:tc>
+        <w:tc>
+          <w:tcPr>
+            <w:tcW w:type="dxa" w:w="2880"/>
+          </w:tcPr>
+          <w:p>
+            <w:r>
+              <w:t>选择划分器</w:t>
+            </w:r>
+          </w:p>
+        </w:tc>
+        <w:tc>
+          <w:tcPr>
+            <w:tcW w:type="dxa" w:w="2880"/>
+          </w:tcPr>
+          <w:p>
+            <w:r>
+              <w:t>split config</w:t>
+            </w:r>
+          </w:p>
+        </w:tc>
+      </w:tr>
+      <w:tr>
+        <w:tc>
+          <w:tcPr>
+            <w:tcW w:type="dxa" w:w="2880"/>
+          </w:tcPr>
+          <w:p>
+            <w:r>
+              <w:t>`FeatureExtractor`</w:t>
+            </w:r>
+          </w:p>
+        </w:tc>
+        <w:tc>
+          <w:tcPr>
+            <w:tcW w:type="dxa" w:w="2880"/>
+          </w:tcPr>
+          <w:p>
+            <w:r>
+              <w:t>抽取特征</w:t>
+            </w:r>
+          </w:p>
+        </w:tc>
+        <w:tc>
+          <w:tcPr>
+            <w:tcW w:type="dxa" w:w="2880"/>
+          </w:tcPr>
+          <w:p>
+            <w:r>
+              <w:t>backend、cleaner、store</w:t>
+            </w:r>
+          </w:p>
+        </w:tc>
+      </w:tr>
+      <w:tr>
+        <w:tc>
+          <w:tcPr>
+            <w:tcW w:type="dxa" w:w="2880"/>
+          </w:tcPr>
+          <w:p>
+            <w:r>
+              <w:t>`LabelBuilder`</w:t>
+            </w:r>
+          </w:p>
+        </w:tc>
+        <w:tc>
+          <w:tcPr>
+            <w:tcW w:type="dxa" w:w="2880"/>
+          </w:tcPr>
+          <w:p>
+            <w:r>
+              <w:t>生成标签</w:t>
+            </w:r>
+          </w:p>
+        </w:tc>
+        <w:tc>
+          <w:tcPr>
+            <w:tcW w:type="dxa" w:w="2880"/>
+          </w:tcPr>
+          <w:p>
+            <w:r>
+              <w:t>labeler、store</w:t>
+            </w:r>
+          </w:p>
+        </w:tc>
+      </w:tr>
+      <w:tr>
+        <w:tc>
+          <w:tcPr>
+            <w:tcW w:type="dxa" w:w="2880"/>
+          </w:tcPr>
+          <w:p>
+            <w:r>
+              <w:t>`TaskBuilder`</w:t>
+            </w:r>
+          </w:p>
+        </w:tc>
+        <w:tc>
+          <w:tcPr>
+            <w:tcW w:type="dxa" w:w="2880"/>
+          </w:tcPr>
+          <w:p>
+            <w:r>
+              <w:t>构造任务数据</w:t>
+            </w:r>
+          </w:p>
+        </w:tc>
+        <w:tc>
+          <w:tcPr>
+            <w:tcW w:type="dxa" w:w="2880"/>
+          </w:tcPr>
+          <w:p>
+            <w:r>
+              <w:t>feature、label、split</w:t>
+            </w:r>
+          </w:p>
+        </w:tc>
+      </w:tr>
+      <w:tr>
+        <w:tc>
+          <w:tcPr>
+            <w:tcW w:type="dxa" w:w="2880"/>
+          </w:tcPr>
+          <w:p>
+            <w:r>
+              <w:t>`ModelFactory`</w:t>
+            </w:r>
+          </w:p>
+        </w:tc>
+        <w:tc>
+          <w:tcPr>
+            <w:tcW w:type="dxa" w:w="2880"/>
+          </w:tcPr>
+          <w:p>
+            <w:r>
+              <w:t>创建模型</w:t>
+            </w:r>
+          </w:p>
+        </w:tc>
+        <w:tc>
+          <w:tcPr>
+            <w:tcW w:type="dxa" w:w="2880"/>
+          </w:tcPr>
+          <w:p>
+            <w:r>
+              <w:t>model spec</w:t>
+            </w:r>
+          </w:p>
+        </w:tc>
+      </w:tr>
+      <w:tr>
+        <w:tc>
+          <w:tcPr>
+            <w:tcW w:type="dxa" w:w="2880"/>
+          </w:tcPr>
+          <w:p>
+            <w:r>
+              <w:t>`ConfigurableTrainer`</w:t>
+            </w:r>
+          </w:p>
+        </w:tc>
+        <w:tc>
+          <w:tcPr>
+            <w:tcW w:type="dxa" w:w="2880"/>
+          </w:tcPr>
+          <w:p>
+            <w:r>
+              <w:t>训练与保存</w:t>
+            </w:r>
+          </w:p>
+        </w:tc>
+        <w:tc>
+          <w:tcPr>
+            <w:tcW w:type="dxa" w:w="2880"/>
+          </w:tcPr>
+          <w:p>
+            <w:r>
+              <w:t>DataModule、callbacks、metrics</w:t>
+            </w:r>
+          </w:p>
+        </w:tc>
+      </w:tr>
+      <w:tr>
+        <w:tc>
+          <w:tcPr>
+            <w:tcW w:type="dxa" w:w="2880"/>
+          </w:tcPr>
+          <w:p>
+            <w:r>
+              <w:t>`PredictionStore`</w:t>
+            </w:r>
+          </w:p>
+        </w:tc>
+        <w:tc>
+          <w:tcPr>
+            <w:tcW w:type="dxa" w:w="2880"/>
+          </w:tcPr>
+          <w:p>
+            <w:r>
+              <w:t>保存预测结果</w:t>
+            </w:r>
+          </w:p>
+        </w:tc>
+        <w:tc>
+          <w:tcPr>
+            <w:tcW w:type="dxa" w:w="2880"/>
+          </w:tcPr>
+          <w:p>
+            <w:r>
+              <w:t>pandas/pyarrow</w:t>
+            </w:r>
+          </w:p>
+        </w:tc>
+      </w:tr>
+    </w:tbl>
+    <w:p>
+      <w:pPr>
+        <w:pStyle w:val="Heading2"/>
+      </w:pPr>
+      <w:r>
+        <w:t>部署视图</w:t>
+      </w:r>
+    </w:p>
+    <w:p>
+      <w:r>
+        <w:t>项目部署为本地离线 Python 工程。用户准备 Python 3.11 和 uv，执行 `uv sync` 安装依赖，通过 `data/loader_roots` 指向外部数据，通过 CLI/Notebook/Dashboard 使用项目。</w:t>
+      </w:r>
+    </w:p>
+    <w:p>
+      <w:pPr>
+        <w:pStyle w:val="Heading2"/>
+      </w:pPr>
+      <w:r>
+        <w:t>动态流程</w:t>
+      </w:r>
+    </w:p>
+    <w:p>
+      <w:r>
+        <w:rPr>
+          <w:rFonts w:ascii="Courier New" w:hAnsi="Courier New"/>
+          <w:sz w:val="18"/>
+        </w:rPr>
+        <w:t>用户输入配置</w:t>
+        <w:br/>
+        <w:t>-&gt; CLI 校验配置</w:t>
+        <w:br/>
+        <w:t>-&gt; 构造数据索引</w:t>
+        <w:br/>
+        <w:t>-&gt; 固定划分</w:t>
+        <w:br/>
+        <w:t>-&gt; 特征和标签生成</w:t>
+        <w:br/>
+        <w:t>-&gt; 任务数据集构造</w:t>
+        <w:br/>
+        <w:t>-&gt; 模型训练</w:t>
+        <w:br/>
+        <w:t>-&gt; 指标和预测保存</w:t>
+        <w:br/>
+        <w:t>-&gt; 报告和图表生成</w:t>
+      </w:r>
+    </w:p>
+    <w:p>
+      <w:pPr>
+        <w:pStyle w:val="Heading2"/>
+      </w:pPr>
+      <w:r>
+        <w:t>交付证据位置</w:t>
+      </w:r>
+    </w:p>
+    <w:tbl>
+      <w:tblPr>
+        <w:tblStyle w:val="TableGrid"/>
+        <w:tblW w:type="auto" w:w="0"/>
+        <w:tblLook w:firstColumn="1" w:firstRow="1" w:lastColumn="0" w:lastRow="0" w:noHBand="0" w:noVBand="1" w:val="04A0"/>
+      </w:tblPr>
+      <w:tblGrid>
+        <w:gridCol w:w="2880"/>
+        <w:gridCol w:w="2880"/>
+        <w:gridCol w:w="2880"/>
+      </w:tblGrid>
+      <w:tr>
+        <w:tc>
+          <w:tcPr>
+            <w:tcW w:type="dxa" w:w="2880"/>
+          </w:tcPr>
+          <w:p>
+            <w:r>
+              <w:t>证据</w:t>
+            </w:r>
+          </w:p>
+        </w:tc>
+        <w:tc>
+          <w:tcPr>
+            <w:tcW w:type="dxa" w:w="2880"/>
+          </w:tcPr>
+          <w:p>
+            <w:r>
+              <w:t>路径</w:t>
+            </w:r>
+          </w:p>
+        </w:tc>
+        <w:tc>
+          <w:tcPr>
+            <w:tcW w:type="dxa" w:w="2880"/>
+          </w:tcPr>
+          <w:p>
+            <w:r>
               <w:t>说明</w:t>
             </w:r>
           </w:p>
@@ -731,85 +913,31 @@
       <w:tr>
         <w:tc>
           <w:tcPr>
-            <w:tcW w:type="dxa" w:w="3120"/>
-            <w:vAlign w:val="center"/>
-            <w:tcMar>
-              <w:top w:w="80" w:type="dxa"/>
-              <w:bottom w:w="80" w:type="dxa"/>
-              <w:start w:w="120" w:type="dxa"/>
-              <w:end w:w="120" w:type="dxa"/>
-            </w:tcMar>
+            <w:tcW w:type="dxa" w:w="2880"/>
           </w:tcPr>
           <w:p>
-            <w:pPr>
-              <w:spacing w:before="0" w:after="0" w:line="264" w:lineRule="auto"/>
-              <w:jc w:val="center"/>
-            </w:pPr>
-            <w:r/>
             <w:r>
-              <w:rPr>
-                <w:rFonts w:ascii="Calibri" w:hAnsi="Calibri" w:eastAsia="Songti SC"/>
-                <w:b w:val="0"/>
-                <w:color w:val="000000"/>
-                <w:sz w:val="19"/>
-              </w:rPr>
-              <w:t>本地开发机</w:t>
+              <w:t>源码</w:t>
             </w:r>
           </w:p>
         </w:tc>
         <w:tc>
           <w:tcPr>
-            <w:tcW w:type="dxa" w:w="3120"/>
-            <w:vAlign w:val="center"/>
-            <w:tcMar>
-              <w:top w:w="80" w:type="dxa"/>
-              <w:bottom w:w="80" w:type="dxa"/>
-              <w:start w:w="120" w:type="dxa"/>
-              <w:end w:w="120" w:type="dxa"/>
-            </w:tcMar>
+            <w:tcW w:type="dxa" w:w="2880"/>
           </w:tcPr>
           <w:p>
-            <w:pPr>
-              <w:spacing w:before="0" w:after="0" w:line="264" w:lineRule="auto"/>
-              <w:jc w:val="left"/>
-            </w:pPr>
-            <w:r/>
             <w:r>
-              <w:rPr>
-                <w:rFonts w:ascii="Calibri" w:hAnsi="Calibri" w:eastAsia="Songti SC"/>
-                <w:b w:val="0"/>
-                <w:color w:val="000000"/>
-                <w:sz w:val="19"/>
-              </w:rPr>
-              <w:t>Python 3.11、uv、PyTorch 2.10</w:t>
+              <w:t>`src/USTC/SSE/BearingPrediction`</w:t>
             </w:r>
           </w:p>
         </w:tc>
         <w:tc>
           <w:tcPr>
-            <w:tcW w:type="dxa" w:w="3120"/>
-            <w:vAlign w:val="center"/>
-            <w:tcMar>
-              <w:top w:w="80" w:type="dxa"/>
-              <w:bottom w:w="80" w:type="dxa"/>
-              <w:start w:w="120" w:type="dxa"/>
-              <w:end w:w="120" w:type="dxa"/>
-            </w:tcMar>
+            <w:tcW w:type="dxa" w:w="2880"/>
           </w:tcPr>
           <w:p>
-            <w:pPr>
-              <w:spacing w:before="0" w:after="0" w:line="264" w:lineRule="auto"/>
-              <w:jc w:val="center"/>
-            </w:pPr>
-            <w:r/>
             <w:r>
-              <w:rPr>
-                <w:rFonts w:ascii="Calibri" w:hAnsi="Calibri" w:eastAsia="Songti SC"/>
-                <w:b w:val="0"/>
-                <w:color w:val="000000"/>
-                <w:sz w:val="19"/>
-              </w:rPr>
-              <w:t>执行 Notebook、测试和训练</w:t>
+              <w:t>项目核心实现</w:t>
             </w:r>
           </w:p>
         </w:tc>
@@ -817,85 +945,31 @@
       <w:tr>
         <w:tc>
           <w:tcPr>
-            <w:tcW w:type="dxa" w:w="3120"/>
-            <w:vAlign w:val="center"/>
-            <w:tcMar>
-              <w:top w:w="80" w:type="dxa"/>
-              <w:bottom w:w="80" w:type="dxa"/>
-              <w:start w:w="120" w:type="dxa"/>
-              <w:end w:w="120" w:type="dxa"/>
-            </w:tcMar>
+            <w:tcW w:type="dxa" w:w="2880"/>
           </w:tcPr>
           <w:p>
-            <w:pPr>
-              <w:spacing w:before="0" w:after="0" w:line="264" w:lineRule="auto"/>
-              <w:jc w:val="center"/>
-            </w:pPr>
-            <w:r/>
             <w:r>
-              <w:rPr>
-                <w:rFonts w:ascii="Calibri" w:hAnsi="Calibri" w:eastAsia="Songti SC"/>
-                <w:b w:val="0"/>
-                <w:color w:val="000000"/>
-                <w:sz w:val="19"/>
-              </w:rPr>
-              <w:t>数据目录</w:t>
+              <w:t>配置</w:t>
             </w:r>
           </w:p>
         </w:tc>
         <w:tc>
           <w:tcPr>
-            <w:tcW w:type="dxa" w:w="3120"/>
-            <w:vAlign w:val="center"/>
-            <w:tcMar>
-              <w:top w:w="80" w:type="dxa"/>
-              <w:bottom w:w="80" w:type="dxa"/>
-              <w:start w:w="120" w:type="dxa"/>
-              <w:end w:w="120" w:type="dxa"/>
-            </w:tcMar>
+            <w:tcW w:type="dxa" w:w="2880"/>
           </w:tcPr>
           <w:p>
-            <w:pPr>
-              <w:spacing w:before="0" w:after="0" w:line="264" w:lineRule="auto"/>
-              <w:jc w:val="left"/>
-            </w:pPr>
-            <w:r/>
             <w:r>
-              <w:rPr>
-                <w:rFonts w:ascii="Calibri" w:hAnsi="Calibri" w:eastAsia="Songti SC"/>
-                <w:b w:val="0"/>
-                <w:color w:val="000000"/>
-                <w:sz w:val="19"/>
-              </w:rPr>
-              <w:t>`data/external`、`data/loader_roots`</w:t>
+              <w:t>`conf`</w:t>
             </w:r>
           </w:p>
         </w:tc>
         <w:tc>
           <w:tcPr>
-            <w:tcW w:type="dxa" w:w="3120"/>
-            <w:vAlign w:val="center"/>
-            <w:tcMar>
-              <w:top w:w="80" w:type="dxa"/>
-              <w:bottom w:w="80" w:type="dxa"/>
-              <w:start w:w="120" w:type="dxa"/>
-              <w:end w:w="120" w:type="dxa"/>
-            </w:tcMar>
+            <w:tcW w:type="dxa" w:w="2880"/>
           </w:tcPr>
           <w:p>
-            <w:pPr>
-              <w:spacing w:before="0" w:after="0" w:line="264" w:lineRule="auto"/>
-              <w:jc w:val="center"/>
-            </w:pPr>
-            <w:r/>
             <w:r>
-              <w:rPr>
-                <w:rFonts w:ascii="Calibri" w:hAnsi="Calibri" w:eastAsia="Songti SC"/>
-                <w:b w:val="0"/>
-                <w:color w:val="000000"/>
-                <w:sz w:val="19"/>
-              </w:rPr>
-              <w:t>外部数据通过软链接接入</w:t>
+              <w:t>Hydra 配置、任务、模型、训练参数</w:t>
             </w:r>
           </w:p>
         </w:tc>
@@ -903,85 +977,31 @@
       <w:tr>
         <w:tc>
           <w:tcPr>
-            <w:tcW w:type="dxa" w:w="3120"/>
-            <w:vAlign w:val="center"/>
-            <w:tcMar>
-              <w:top w:w="80" w:type="dxa"/>
-              <w:bottom w:w="80" w:type="dxa"/>
-              <w:start w:w="120" w:type="dxa"/>
-              <w:end w:w="120" w:type="dxa"/>
-            </w:tcMar>
+            <w:tcW w:type="dxa" w:w="2880"/>
           </w:tcPr>
           <w:p>
-            <w:pPr>
-              <w:spacing w:before="0" w:after="0" w:line="264" w:lineRule="auto"/>
-              <w:jc w:val="center"/>
-            </w:pPr>
-            <w:r/>
             <w:r>
-              <w:rPr>
-                <w:rFonts w:ascii="Calibri" w:hAnsi="Calibri" w:eastAsia="Songti SC"/>
-                <w:b w:val="0"/>
-                <w:color w:val="000000"/>
-                <w:sz w:val="19"/>
-              </w:rPr>
-              <w:t>代码仓库</w:t>
+              <w:t>测试</w:t>
             </w:r>
           </w:p>
         </w:tc>
         <w:tc>
           <w:tcPr>
-            <w:tcW w:type="dxa" w:w="3120"/>
-            <w:vAlign w:val="center"/>
-            <w:tcMar>
-              <w:top w:w="80" w:type="dxa"/>
-              <w:bottom w:w="80" w:type="dxa"/>
-              <w:start w:w="120" w:type="dxa"/>
-              <w:end w:w="120" w:type="dxa"/>
-            </w:tcMar>
+            <w:tcW w:type="dxa" w:w="2880"/>
           </w:tcPr>
           <w:p>
-            <w:pPr>
-              <w:spacing w:before="0" w:after="0" w:line="264" w:lineRule="auto"/>
-              <w:jc w:val="left"/>
-            </w:pPr>
-            <w:r/>
             <w:r>
-              <w:rPr>
-                <w:rFonts w:ascii="Calibri" w:hAnsi="Calibri" w:eastAsia="Songti SC"/>
-                <w:b w:val="0"/>
-                <w:color w:val="000000"/>
-                <w:sz w:val="19"/>
-              </w:rPr>
-              <w:t>`src`、`tests`、`examples`</w:t>
+              <w:t>`tests`</w:t>
             </w:r>
           </w:p>
         </w:tc>
         <w:tc>
           <w:tcPr>
-            <w:tcW w:type="dxa" w:w="3120"/>
-            <w:vAlign w:val="center"/>
-            <w:tcMar>
-              <w:top w:w="80" w:type="dxa"/>
-              <w:bottom w:w="80" w:type="dxa"/>
-              <w:start w:w="120" w:type="dxa"/>
-              <w:end w:w="120" w:type="dxa"/>
-            </w:tcMar>
+            <w:tcW w:type="dxa" w:w="2880"/>
           </w:tcPr>
           <w:p>
-            <w:pPr>
-              <w:spacing w:before="0" w:after="0" w:line="264" w:lineRule="auto"/>
-              <w:jc w:val="center"/>
-            </w:pPr>
-            <w:r/>
             <w:r>
-              <w:rPr>
-                <w:rFonts w:ascii="Calibri" w:hAnsi="Calibri" w:eastAsia="Songti SC"/>
-                <w:b w:val="0"/>
-                <w:color w:val="000000"/>
-                <w:sz w:val="19"/>
-              </w:rPr>
-              <w:t>保存源码、测试和示例</w:t>
+              <w:t>单元、集成、CLI、recipes 测试</w:t>
             </w:r>
           </w:p>
         </w:tc>
@@ -989,85 +1009,223 @@
       <w:tr>
         <w:tc>
           <w:tcPr>
-            <w:tcW w:type="dxa" w:w="3120"/>
-            <w:vAlign w:val="center"/>
-            <w:tcMar>
-              <w:top w:w="80" w:type="dxa"/>
-              <w:bottom w:w="80" w:type="dxa"/>
-              <w:start w:w="120" w:type="dxa"/>
-              <w:end w:w="120" w:type="dxa"/>
-            </w:tcMar>
+            <w:tcW w:type="dxa" w:w="2880"/>
           </w:tcPr>
           <w:p>
-            <w:pPr>
-              <w:spacing w:before="0" w:after="0" w:line="264" w:lineRule="auto"/>
-              <w:jc w:val="center"/>
-            </w:pPr>
-            <w:r/>
             <w:r>
-              <w:rPr>
-                <w:rFonts w:ascii="Calibri" w:hAnsi="Calibri" w:eastAsia="Songti SC"/>
-                <w:b w:val="0"/>
-                <w:color w:val="000000"/>
-                <w:sz w:val="19"/>
-              </w:rPr>
-              <w:t>交付目录</w:t>
+              <w:t>示例</w:t>
             </w:r>
           </w:p>
         </w:tc>
         <w:tc>
           <w:tcPr>
-            <w:tcW w:type="dxa" w:w="3120"/>
-            <w:vAlign w:val="center"/>
-            <w:tcMar>
-              <w:top w:w="80" w:type="dxa"/>
-              <w:bottom w:w="80" w:type="dxa"/>
-              <w:start w:w="120" w:type="dxa"/>
-              <w:end w:w="120" w:type="dxa"/>
-            </w:tcMar>
+            <w:tcW w:type="dxa" w:w="2880"/>
           </w:tcPr>
           <w:p>
-            <w:pPr>
-              <w:spacing w:before="0" w:after="0" w:line="264" w:lineRule="auto"/>
-              <w:jc w:val="center"/>
-            </w:pPr>
-            <w:r/>
             <w:r>
-              <w:rPr>
-                <w:rFonts w:ascii="Calibri" w:hAnsi="Calibri" w:eastAsia="Songti SC"/>
-                <w:b w:val="0"/>
-                <w:color w:val="000000"/>
-                <w:sz w:val="19"/>
-              </w:rPr>
-              <w:t>`docx`、`outputs`</w:t>
+              <w:t>`examples`</w:t>
             </w:r>
           </w:p>
         </w:tc>
         <w:tc>
           <w:tcPr>
-            <w:tcW w:type="dxa" w:w="3120"/>
-            <w:vAlign w:val="center"/>
-            <w:tcMar>
-              <w:top w:w="80" w:type="dxa"/>
-              <w:bottom w:w="80" w:type="dxa"/>
-              <w:start w:w="120" w:type="dxa"/>
-              <w:end w:w="120" w:type="dxa"/>
-            </w:tcMar>
+            <w:tcW w:type="dxa" w:w="2880"/>
           </w:tcPr>
           <w:p>
-            <w:pPr>
-              <w:spacing w:before="0" w:after="0" w:line="264" w:lineRule="auto"/>
-              <w:jc w:val="center"/>
-            </w:pPr>
-            <w:r/>
             <w:r>
-              <w:rPr>
-                <w:rFonts w:ascii="Calibri" w:hAnsi="Calibri" w:eastAsia="Songti SC"/>
-                <w:b w:val="0"/>
-                <w:color w:val="000000"/>
-                <w:sz w:val="19"/>
-              </w:rPr>
-              <w:t>保存文档、PPT 和图表</w:t>
+              <w:t>Notebook 指南与 Demo</w:t>
+            </w:r>
+          </w:p>
+        </w:tc>
+      </w:tr>
+      <w:tr>
+        <w:tc>
+          <w:tcPr>
+            <w:tcW w:type="dxa" w:w="2880"/>
+          </w:tcPr>
+          <w:p>
+            <w:r>
+              <w:t>用户文档</w:t>
+            </w:r>
+          </w:p>
+        </w:tc>
+        <w:tc>
+          <w:tcPr>
+            <w:tcW w:type="dxa" w:w="2880"/>
+          </w:tcPr>
+          <w:p>
+            <w:r>
+              <w:t>`user-guide`</w:t>
+            </w:r>
+          </w:p>
+        </w:tc>
+        <w:tc>
+          <w:tcPr>
+            <w:tcW w:type="dxa" w:w="2880"/>
+          </w:tcPr>
+          <w:p>
+            <w:r>
+              <w:t>数据集 card、加载与划分说明</w:t>
+            </w:r>
+          </w:p>
+        </w:tc>
+      </w:tr>
+      <w:tr>
+        <w:tc>
+          <w:tcPr>
+            <w:tcW w:type="dxa" w:w="2880"/>
+          </w:tcPr>
+          <w:p>
+            <w:r>
+              <w:t>正式文档</w:t>
+            </w:r>
+          </w:p>
+        </w:tc>
+        <w:tc>
+          <w:tcPr>
+            <w:tcW w:type="dxa" w:w="2880"/>
+          </w:tcPr>
+          <w:p>
+            <w:r>
+              <w:t>`docx/md`、`docx/word`、`docx/pdf`</w:t>
+            </w:r>
+          </w:p>
+        </w:tc>
+        <w:tc>
+          <w:tcPr>
+            <w:tcW w:type="dxa" w:w="2880"/>
+          </w:tcPr>
+          <w:p>
+            <w:r>
+              <w:t>课程交付文档</w:t>
+            </w:r>
+          </w:p>
+        </w:tc>
+      </w:tr>
+      <w:tr>
+        <w:tc>
+          <w:tcPr>
+            <w:tcW w:type="dxa" w:w="2880"/>
+          </w:tcPr>
+          <w:p>
+            <w:r>
+              <w:t>CLI 演示</w:t>
+            </w:r>
+          </w:p>
+        </w:tc>
+        <w:tc>
+          <w:tcPr>
+            <w:tcW w:type="dxa" w:w="2880"/>
+          </w:tcPr>
+          <w:p>
+            <w:r>
+              <w:t>`reports/cli_demo`</w:t>
+            </w:r>
+          </w:p>
+        </w:tc>
+        <w:tc>
+          <w:tcPr>
+            <w:tcW w:type="dxa" w:w="2880"/>
+          </w:tcPr>
+          <w:p>
+            <w:r>
+              <w:t>命令、输出、QA、manifest</w:t>
+            </w:r>
+          </w:p>
+        </w:tc>
+      </w:tr>
+      <w:tr>
+        <w:tc>
+          <w:tcPr>
+            <w:tcW w:type="dxa" w:w="2880"/>
+          </w:tcPr>
+          <w:p>
+            <w:r>
+              <w:t>Dashboard 演示</w:t>
+            </w:r>
+          </w:p>
+        </w:tc>
+        <w:tc>
+          <w:tcPr>
+            <w:tcW w:type="dxa" w:w="2880"/>
+          </w:tcPr>
+          <w:p>
+            <w:r>
+              <w:t>`reports/demo_dashboard`</w:t>
+            </w:r>
+          </w:p>
+        </w:tc>
+        <w:tc>
+          <w:tcPr>
+            <w:tcW w:type="dxa" w:w="2880"/>
+          </w:tcPr>
+          <w:p>
+            <w:r>
+              <w:t>静态网页、截图、视频</w:t>
+            </w:r>
+          </w:p>
+        </w:tc>
+      </w:tr>
+      <w:tr>
+        <w:tc>
+          <w:tcPr>
+            <w:tcW w:type="dxa" w:w="2880"/>
+          </w:tcPr>
+          <w:p>
+            <w:r>
+              <w:t>训练视频</w:t>
+            </w:r>
+          </w:p>
+        </w:tc>
+        <w:tc>
+          <w:tcPr>
+            <w:tcW w:type="dxa" w:w="2880"/>
+          </w:tcPr>
+          <w:p>
+            <w:r>
+              <w:t>`reports/demo_videos`</w:t>
+            </w:r>
+          </w:p>
+        </w:tc>
+        <w:tc>
+          <w:tcPr>
+            <w:tcW w:type="dxa" w:w="2880"/>
+          </w:tcPr>
+          <w:p>
+            <w:r>
+              <w:t>训练过程加速视频</w:t>
+            </w:r>
+          </w:p>
+        </w:tc>
+      </w:tr>
+      <w:tr>
+        <w:tc>
+          <w:tcPr>
+            <w:tcW w:type="dxa" w:w="2880"/>
+          </w:tcPr>
+          <w:p>
+            <w:r>
+              <w:t>结题材料</w:t>
+            </w:r>
+          </w:p>
+        </w:tc>
+        <w:tc>
+          <w:tcPr>
+            <w:tcW w:type="dxa" w:w="2880"/>
+          </w:tcPr>
+          <w:p>
+            <w:r>
+              <w:t>`outputs`、`reports/final_defense/report`</w:t>
+            </w:r>
+          </w:p>
+        </w:tc>
+        <w:tc>
+          <w:tcPr>
+            <w:tcW w:type="dxa" w:w="2880"/>
+          </w:tcPr>
+          <w:p>
+            <w:r>
+              <w:t>PPT、PDF、论文式报告</w:t>
             </w:r>
           </w:p>
         </w:tc>
@@ -1075,57 +1233,198 @@
     </w:tbl>
     <w:p>
       <w:pPr>
-        <w:spacing w:before="0" w:after="120" w:line="264" w:lineRule="auto"/>
+        <w:pStyle w:val="Heading2"/>
       </w:pPr>
+      <w:r>
+        <w:t>外部平台与配置管理说明</w:t>
+      </w:r>
     </w:p>
+    <w:p>
+      <w:r>
+        <w:t>《工程实践管理规范2025》建议使用太乙、禅道和 Gitee。当前仓库可见且可审计的证据为 Git/GitHub、`uv.lock`、Hydra 配置、测试记录和本地演示材料。未在仓库中出现太乙、禅道或 Gitee 的真实截图、链接、导出记录时，本文档只写等效配置管理事实，不写虚假的平台完成结论。</w:t>
+      </w:r>
+    </w:p>
+    <w:p>
+      <w:pPr>
+        <w:pStyle w:val="Heading2"/>
+      </w:pPr>
+      <w:r>
+        <w:t>质量检查口径</w:t>
+      </w:r>
+    </w:p>
+    <w:tbl>
+      <w:tblPr>
+        <w:tblStyle w:val="TableGrid"/>
+        <w:tblW w:type="auto" w:w="0"/>
+        <w:tblLook w:firstColumn="1" w:firstRow="1" w:lastColumn="0" w:lastRow="0" w:noHBand="0" w:noVBand="1" w:val="04A0"/>
+      </w:tblPr>
+      <w:tblGrid>
+        <w:gridCol w:w="4320"/>
+        <w:gridCol w:w="4320"/>
+      </w:tblGrid>
+      <w:tr>
+        <w:tc>
+          <w:tcPr>
+            <w:tcW w:type="dxa" w:w="4320"/>
+          </w:tcPr>
+          <w:p>
+            <w:r>
+              <w:t>检查项</w:t>
+            </w:r>
+          </w:p>
+        </w:tc>
+        <w:tc>
+          <w:tcPr>
+            <w:tcW w:type="dxa" w:w="4320"/>
+          </w:tcPr>
+          <w:p>
+            <w:r>
+              <w:t>通过标准</w:t>
+            </w:r>
+          </w:p>
+        </w:tc>
+      </w:tr>
+      <w:tr>
+        <w:tc>
+          <w:tcPr>
+            <w:tcW w:type="dxa" w:w="4320"/>
+          </w:tcPr>
+          <w:p>
+            <w:r>
+              <w:t>文档数量</w:t>
+            </w:r>
+          </w:p>
+        </w:tc>
+        <w:tc>
+          <w:tcPr>
+            <w:tcW w:type="dxa" w:w="4320"/>
+          </w:tcPr>
+          <w:p>
+            <w:r>
+              <w:t>Markdown、Word、PDF 各 20 份</w:t>
+            </w:r>
+          </w:p>
+        </w:tc>
+      </w:tr>
+      <w:tr>
+        <w:tc>
+          <w:tcPr>
+            <w:tcW w:type="dxa" w:w="4320"/>
+          </w:tcPr>
+          <w:p>
+            <w:r>
+              <w:t>文档内容</w:t>
+            </w:r>
+          </w:p>
+        </w:tc>
+        <w:tc>
+          <w:tcPr>
+            <w:tcW w:type="dxa" w:w="4320"/>
+          </w:tcPr>
+          <w:p>
+            <w:r>
+              <w:t>无待完善标记、空白表格或无证据结论</w:t>
+            </w:r>
+          </w:p>
+        </w:tc>
+      </w:tr>
+      <w:tr>
+        <w:tc>
+          <w:tcPr>
+            <w:tcW w:type="dxa" w:w="4320"/>
+          </w:tcPr>
+          <w:p>
+            <w:r>
+              <w:t>代码头</w:t>
+            </w:r>
+          </w:p>
+        </w:tc>
+        <w:tc>
+          <w:tcPr>
+            <w:tcW w:type="dxa" w:w="4320"/>
+          </w:tcPr>
+          <w:p>
+            <w:r>
+              <w:t>`src`、`tests`、`recipes` Python 文件均有 Author、Program date、Copyright</w:t>
+            </w:r>
+          </w:p>
+        </w:tc>
+      </w:tr>
+      <w:tr>
+        <w:tc>
+          <w:tcPr>
+            <w:tcW w:type="dxa" w:w="4320"/>
+          </w:tcPr>
+          <w:p>
+            <w:r>
+              <w:t>语法</w:t>
+            </w:r>
+          </w:p>
+        </w:tc>
+        <w:tc>
+          <w:tcPr>
+            <w:tcW w:type="dxa" w:w="4320"/>
+          </w:tcPr>
+          <w:p>
+            <w:r>
+              <w:t>`python -m compileall src tests recipes scripts` 通过</w:t>
+            </w:r>
+          </w:p>
+        </w:tc>
+      </w:tr>
+      <w:tr>
+        <w:tc>
+          <w:tcPr>
+            <w:tcW w:type="dxa" w:w="4320"/>
+          </w:tcPr>
+          <w:p>
+            <w:r>
+              <w:t>测试</w:t>
+            </w:r>
+          </w:p>
+        </w:tc>
+        <w:tc>
+          <w:tcPr>
+            <w:tcW w:type="dxa" w:w="4320"/>
+          </w:tcPr>
+          <w:p>
+            <w:r>
+              <w:t>`uv run pytest` 或目标 smoke 测试通过</w:t>
+            </w:r>
+          </w:p>
+        </w:tc>
+      </w:tr>
+      <w:tr>
+        <w:tc>
+          <w:tcPr>
+            <w:tcW w:type="dxa" w:w="4320"/>
+          </w:tcPr>
+          <w:p>
+            <w:r>
+              <w:t>演示</w:t>
+            </w:r>
+          </w:p>
+        </w:tc>
+        <w:tc>
+          <w:tcPr>
+            <w:tcW w:type="dxa" w:w="4320"/>
+          </w:tcPr>
+          <w:p>
+            <w:r>
+              <w:t>CLI、Dashboard、训练视频 manifest 为 pass</w:t>
+            </w:r>
+          </w:p>
+        </w:tc>
+      </w:tr>
+    </w:tbl>
     <w:sectPr>
-      <w:headerReference w:type="default" r:id="rId9"/>
-      <w:footerReference w:type="default" r:id="rId10"/>
       <w:pgSz w:w="12240" w:h="15840"/>
-      <w:pgMar w:top="1440" w:right="1440" w:bottom="1440" w:left="1440" w:header="708" w:footer="708" w:gutter="0"/>
+      <w:pgMar w:top="1440" w:right="1800" w:bottom="1440" w:left="1800" w:header="720" w:footer="720" w:gutter="0"/>
       <w:cols w:space="720"/>
       <w:docGrid w:linePitch="360"/>
     </w:sectPr>
   </w:body>
 </w:document>
-</file>
-
-<file path=word/footer1.xml><?xml version="1.0" encoding="utf-8"?>
-<w:ftr xmlns:m="http://schemas.openxmlformats.org/officeDocument/2006/math" xmlns:mc="http://schemas.openxmlformats.org/markup-compatibility/2006" xmlns:mo="http://schemas.microsoft.com/office/mac/office/2008/main" xmlns:mv="urn:schemas-microsoft-com:mac:vml" xmlns:o="urn:schemas-microsoft-com:office:office" xmlns:r="http://schemas.openxmlformats.org/officeDocument/2006/relationships" xmlns:v="urn:schemas-microsoft-com:vml" xmlns:w10="urn:schemas-microsoft-com:office:word" xmlns:w14="http://schemas.microsoft.com/office/word/2010/wordml" xmlns:w="http://schemas.openxmlformats.org/wordprocessingml/2006/main" xmlns:wne="http://schemas.microsoft.com/office/word/2006/wordml" xmlns:wp14="http://schemas.microsoft.com/office/word/2010/wordprocessingDrawing" xmlns:wp="http://schemas.openxmlformats.org/drawingml/2006/wordprocessingDrawing" xmlns:wpc="http://schemas.microsoft.com/office/word/2010/wordprocessingCanvas" xmlns:wpg="http://schemas.microsoft.com/office/word/2010/wordprocessingGroup" xmlns:wpi="http://schemas.microsoft.com/office/word/2010/wordprocessingInk" xmlns:wps="http://schemas.microsoft.com/office/word/2010/wordprocessingShape" mc:Ignorable="w14 wp14">
-  <w:p>
-    <w:pPr>
-      <w:pStyle w:val="Footer"/>
-      <w:jc w:val="center"/>
-    </w:pPr>
-    <w:r>
-      <w:rPr>
-        <w:rFonts w:ascii="Calibri" w:hAnsi="Calibri" w:eastAsia="Songti SC"/>
-        <w:color w:val="595959"/>
-        <w:sz w:val="18"/>
-      </w:rPr>
-      <w:t>USTC 软件工程实践课程交付文档</w:t>
-    </w:r>
-  </w:p>
-</w:ftr>
-</file>
-
-<file path=word/header1.xml><?xml version="1.0" encoding="utf-8"?>
-<w:hdr xmlns:m="http://schemas.openxmlformats.org/officeDocument/2006/math" xmlns:mc="http://schemas.openxmlformats.org/markup-compatibility/2006" xmlns:mo="http://schemas.microsoft.com/office/mac/office/2008/main" xmlns:mv="urn:schemas-microsoft-com:mac:vml" xmlns:o="urn:schemas-microsoft-com:office:office" xmlns:r="http://schemas.openxmlformats.org/officeDocument/2006/relationships" xmlns:v="urn:schemas-microsoft-com:vml" xmlns:w10="urn:schemas-microsoft-com:office:word" xmlns:w14="http://schemas.microsoft.com/office/word/2010/wordml" xmlns:w="http://schemas.openxmlformats.org/wordprocessingml/2006/main" xmlns:wne="http://schemas.microsoft.com/office/word/2006/wordml" xmlns:wp14="http://schemas.microsoft.com/office/word/2010/wordprocessingDrawing" xmlns:wp="http://schemas.openxmlformats.org/drawingml/2006/wordprocessingDrawing" xmlns:wpc="http://schemas.microsoft.com/office/word/2010/wordprocessingCanvas" xmlns:wpg="http://schemas.microsoft.com/office/word/2010/wordprocessingGroup" xmlns:wpi="http://schemas.microsoft.com/office/word/2010/wordprocessingInk" xmlns:wps="http://schemas.microsoft.com/office/word/2010/wordprocessingShape" mc:Ignorable="w14 wp14">
-  <w:p>
-    <w:pPr>
-      <w:pStyle w:val="Header"/>
-      <w:jc w:val="right"/>
-    </w:pPr>
-    <w:r>
-      <w:rPr>
-        <w:rFonts w:ascii="Calibri" w:hAnsi="Calibri" w:eastAsia="Songti SC"/>
-        <w:color w:val="595959"/>
-        <w:sz w:val="18"/>
-      </w:rPr>
-      <w:t>轴承寿命预测与故障诊断系统</w:t>
-    </w:r>
-  </w:p>
-</w:hdr>
 </file>
 
 <file path=word/numbering.xml><?xml version="1.0" encoding="utf-8"?>
@@ -1492,8 +1791,8 @@
     <w:qFormat/>
     <w:rsid w:val="00FC693F"/>
     <w:rPr>
-      <w:rFonts w:ascii="Calibri" w:hAnsi="Calibri" w:eastAsia="Songti SC"/>
-      <w:sz w:val="22"/>
+      <w:rFonts w:ascii="Arial Unicode MS" w:hAnsi="Arial Unicode MS"/>
+      <w:sz w:val="21"/>
     </w:rPr>
   </w:style>
   <w:style w:type="paragraph" w:styleId="Header">
